--- a/courseware/Lesson Plan - Agentic AI Automation with n8n.docx
+++ b/courseware/Lesson Plan - Agentic AI Automation with n8n.docx
@@ -3,27 +3,90 @@
 <w:document xmlns:wpc="http://schemas.microsoft.com/office/word/2010/wordprocessingCanvas" xmlns:mo="http://schemas.microsoft.com/office/mac/office/2008/main" xmlns:mc="http://schemas.openxmlformats.org/markup-compatibility/2006" xmlns:mv="urn:schemas-microsoft-com:mac:vml" xmlns:o="urn:schemas-microsoft-com:office:office" xmlns:r="http://schemas.openxmlformats.org/officeDocument/2006/relationships" xmlns:m="http://schemas.openxmlformats.org/officeDocument/2006/math" xmlns:v="urn:schemas-microsoft-com:vml" xmlns:wp14="http://schemas.microsoft.com/office/word/2010/wordprocessingDrawing" xmlns:wp="http://schemas.openxmlformats.org/drawingml/2006/wordprocessingDrawing" xmlns:w10="urn:schemas-microsoft-com:office:word" xmlns:w="http://schemas.openxmlformats.org/wordprocessingml/2006/main" xmlns:w14="http://schemas.microsoft.com/office/word/2010/wordml" xmlns:wpg="http://schemas.microsoft.com/office/word/2010/wordprocessingGroup" xmlns:wpi="http://schemas.microsoft.com/office/word/2010/wordprocessingInk" xmlns:wne="http://schemas.microsoft.com/office/word/2006/wordml" xmlns:wps="http://schemas.microsoft.com/office/word/2010/wordprocessingShape" mc:Ignorable="w14 wp14">
   <w:body>
     <w:p/>
-    <w:p/>
-    <w:p/>
-    <w:p/>
-    <w:p/>
     <w:p>
       <w:pPr>
-        <w:spacing w:before="0" w:after="40"/>
+        <w:jc w:val="center"/>
+      </w:pPr>
+      <w:r>
+        <w:drawing>
+          <wp:inline xmlns:a="http://schemas.openxmlformats.org/drawingml/2006/main" xmlns:pic="http://schemas.openxmlformats.org/drawingml/2006/picture">
+            <wp:extent cx="1920240" cy="1920240"/>
+            <wp:docPr id="1" name="Picture 1"/>
+            <wp:cNvGraphicFramePr>
+              <a:graphicFrameLocks noChangeAspect="1"/>
+            </wp:cNvGraphicFramePr>
+            <a:graphic>
+              <a:graphicData uri="http://schemas.openxmlformats.org/drawingml/2006/picture">
+                <pic:pic>
+                  <pic:nvPicPr>
+                    <pic:cNvPr id="0" name="tertiary-infotech-logo.png"/>
+                    <pic:cNvPicPr/>
+                  </pic:nvPicPr>
+                  <pic:blipFill>
+                    <a:blip r:embed="rId9"/>
+                    <a:stretch>
+                      <a:fillRect/>
+                    </a:stretch>
+                  </pic:blipFill>
+                  <pic:spPr>
+                    <a:xfrm>
+                      <a:off x="0" y="0"/>
+                      <a:ext cx="1920240" cy="1920240"/>
+                    </a:xfrm>
+                    <a:prstGeom prst="rect"/>
+                  </pic:spPr>
+                </pic:pic>
+              </a:graphicData>
+            </a:graphic>
+          </wp:inline>
+        </w:drawing>
+      </w:r>
+    </w:p>
+    <w:p>
+      <w:pPr>
+        <w:spacing w:before="40" w:after="20"/>
+        <w:jc w:val="center"/>
+      </w:pPr>
+      <w:r>
+        <w:rPr>
+          <w:b/>
+          <w:color w:val="111827"/>
+          <w:sz w:val="26"/>
+        </w:rPr>
+        <w:t>Tertiary Infotech Academy Pte Ltd</w:t>
+      </w:r>
+    </w:p>
+    <w:p>
+      <w:pPr>
+        <w:spacing w:before="0" w:after="200"/>
+        <w:jc w:val="center"/>
+      </w:pPr>
+      <w:r>
+        <w:rPr>
+          <w:b w:val="0"/>
+          <w:color w:val="555B66"/>
+          <w:sz w:val="20"/>
+        </w:rPr>
+        <w:t>UEN: 201200696W</w:t>
+      </w:r>
+    </w:p>
+    <w:p>
+      <w:pPr>
+        <w:spacing w:before="0" w:after="80"/>
         <w:jc w:val="center"/>
       </w:pPr>
       <w:r>
         <w:rPr>
           <w:b/>
           <w:color w:val="1F6FEB"/>
-          <w:sz w:val="56"/>
+          <w:sz w:val="52"/>
         </w:rPr>
         <w:t>LESSON PLAN</w:t>
       </w:r>
     </w:p>
     <w:p>
       <w:pPr>
-        <w:spacing w:before="120" w:after="120"/>
+        <w:spacing w:before="80" w:after="160"/>
         <w:jc w:val="center"/>
       </w:pPr>
       <w:r>
@@ -37,21 +100,60 @@
     </w:p>
     <w:p>
       <w:pPr>
-        <w:spacing w:before="0" w:after="40"/>
+        <w:jc w:val="center"/>
+      </w:pPr>
+      <w:r>
+        <w:drawing>
+          <wp:inline xmlns:a="http://schemas.openxmlformats.org/drawingml/2006/main" xmlns:pic="http://schemas.openxmlformats.org/drawingml/2006/picture">
+            <wp:extent cx="914400" cy="914400"/>
+            <wp:docPr id="2" name="Picture 2"/>
+            <wp:cNvGraphicFramePr>
+              <a:graphicFrameLocks noChangeAspect="1"/>
+            </wp:cNvGraphicFramePr>
+            <a:graphic>
+              <a:graphicData uri="http://schemas.openxmlformats.org/drawingml/2006/picture">
+                <pic:pic>
+                  <pic:nvPicPr>
+                    <pic:cNvPr id="0" name="n8n-course-logo.png"/>
+                    <pic:cNvPicPr/>
+                  </pic:nvPicPr>
+                  <pic:blipFill>
+                    <a:blip r:embed="rId10"/>
+                    <a:stretch>
+                      <a:fillRect/>
+                    </a:stretch>
+                  </pic:blipFill>
+                  <pic:spPr>
+                    <a:xfrm>
+                      <a:off x="0" y="0"/>
+                      <a:ext cx="914400" cy="914400"/>
+                    </a:xfrm>
+                    <a:prstGeom prst="rect"/>
+                  </pic:spPr>
+                </pic:pic>
+              </a:graphicData>
+            </a:graphic>
+          </wp:inline>
+        </w:drawing>
+      </w:r>
+    </w:p>
+    <w:p>
+      <w:pPr>
+        <w:spacing w:before="80" w:after="40"/>
         <w:jc w:val="center"/>
       </w:pPr>
       <w:r>
         <w:rPr>
           <w:b/>
           <w:color w:val="111827"/>
-          <w:sz w:val="36"/>
+          <w:sz w:val="40"/>
         </w:rPr>
         <w:t>Agentic AI Automation with n8n</w:t>
       </w:r>
     </w:p>
     <w:p>
       <w:pPr>
-        <w:spacing w:before="120" w:after="240"/>
+        <w:spacing w:before="80" w:after="280"/>
         <w:jc w:val="center"/>
       </w:pPr>
       <w:r>
@@ -88,7 +190,7 @@
           <w:color w:val="111827"/>
           <w:sz w:val="26"/>
         </w:rPr>
-        <w:t>TERTIARY INFOTECH ACADEMY PTE. LTD.</w:t>
+        <w:t>Tertiary Infotech Academy Pte Ltd</w:t>
       </w:r>
     </w:p>
     <w:p>
@@ -4711,7 +4813,7 @@
       </w:r>
     </w:p>
     <w:sectPr>
-      <w:footerReference w:type="default" r:id="rId9"/>
+      <w:footerReference w:type="default" r:id="rId11"/>
       <w:pgSz w:w="12240" w:h="15840"/>
       <w:pgMar w:top="1440" w:right="1800" w:bottom="1440" w:left="1800" w:header="720" w:footer="720" w:gutter="0"/>
       <w:cols w:space="720"/>
@@ -4773,7 +4875,7 @@
         <w:color w:val="555B66"/>
         <w:sz w:val="15"/>
       </w:rPr>
-      <w:t>Powered by Tertiary Infotech Academy Pte Ltd  ·  www.tertiaryinfotech.com</w:t>
+      <w:t>© 2026 Tertiary Infotech Academy Pte Ltd. All rights reserved.  ·  www.tertiaryinfotech.com</w:t>
     </w:r>
   </w:p>
 </w:ftr>
@@ -5143,8 +5245,8 @@
     <w:qFormat/>
     <w:rsid w:val="00FC693F"/>
     <w:rPr>
-      <w:rFonts w:ascii="Calibri" w:hAnsi="Calibri"/>
-      <w:sz w:val="21"/>
+      <w:rFonts w:ascii="Arial" w:hAnsi="Arial"/>
+      <w:sz w:val="22"/>
     </w:rPr>
   </w:style>
   <w:style w:type="paragraph" w:styleId="Header">
@@ -5206,7 +5308,7 @@
       <w:outlineLvl w:val="0"/>
     </w:pPr>
     <w:rPr>
-      <w:rFonts w:asciiTheme="majorHAnsi" w:eastAsiaTheme="majorEastAsia" w:hAnsiTheme="majorHAnsi" w:cstheme="majorBidi" w:ascii="Calibri" w:hAnsi="Calibri"/>
+      <w:rFonts w:asciiTheme="majorHAnsi" w:eastAsiaTheme="majorEastAsia" w:hAnsiTheme="majorHAnsi" w:cstheme="majorBidi" w:ascii="Arial" w:hAnsi="Arial"/>
       <w:b/>
       <w:bCs/>
       <w:color w:val="1F6FEB"/>
@@ -5230,7 +5332,7 @@
       <w:outlineLvl w:val="1"/>
     </w:pPr>
     <w:rPr>
-      <w:rFonts w:asciiTheme="majorHAnsi" w:eastAsiaTheme="majorEastAsia" w:hAnsiTheme="majorHAnsi" w:cstheme="majorBidi" w:ascii="Calibri" w:hAnsi="Calibri"/>
+      <w:rFonts w:asciiTheme="majorHAnsi" w:eastAsiaTheme="majorEastAsia" w:hAnsiTheme="majorHAnsi" w:cstheme="majorBidi" w:ascii="Arial" w:hAnsi="Arial"/>
       <w:b/>
       <w:bCs/>
       <w:color w:val="111827"/>
@@ -5254,7 +5356,7 @@
       <w:outlineLvl w:val="2"/>
     </w:pPr>
     <w:rPr>
-      <w:rFonts w:asciiTheme="majorHAnsi" w:eastAsiaTheme="majorEastAsia" w:hAnsiTheme="majorHAnsi" w:cstheme="majorBidi" w:ascii="Calibri" w:hAnsi="Calibri"/>
+      <w:rFonts w:asciiTheme="majorHAnsi" w:eastAsiaTheme="majorEastAsia" w:hAnsiTheme="majorHAnsi" w:cstheme="majorBidi" w:ascii="Arial" w:hAnsi="Arial"/>
       <w:b/>
       <w:bCs/>
       <w:color w:val="1F6FEB"/>
@@ -5496,7 +5598,7 @@
       <w:contextualSpacing/>
     </w:pPr>
     <w:rPr>
-      <w:rFonts w:asciiTheme="majorHAnsi" w:eastAsiaTheme="majorEastAsia" w:hAnsiTheme="majorHAnsi" w:cstheme="majorBidi" w:ascii="Calibri" w:hAnsi="Calibri"/>
+      <w:rFonts w:asciiTheme="majorHAnsi" w:eastAsiaTheme="majorEastAsia" w:hAnsiTheme="majorHAnsi" w:cstheme="majorBidi" w:ascii="Arial" w:hAnsi="Arial"/>
       <w:b/>
       <w:color w:val="111827"/>
       <w:spacing w:val="5"/>

--- a/courseware/Lesson Plan - Agentic AI Automation with n8n.docx
+++ b/courseware/Lesson Plan - Agentic AI Automation with n8n.docx
@@ -4875,7 +4875,7 @@
         <w:color w:val="555B66"/>
         <w:sz w:val="15"/>
       </w:rPr>
-      <w:t>© 2026 Tertiary Infotech Academy Pte Ltd. All rights reserved.  ·  www.tertiaryinfotech.com</w:t>
+      <w:t>© 2026 Tertiary Infotech Academy Pte Ltd. All rights reserved.  ·  www.tertiarycourses.com.sg</w:t>
     </w:r>
   </w:p>
 </w:ftr>

--- a/courseware/Lesson Plan - Agentic AI Automation with n8n.docx
+++ b/courseware/Lesson Plan - Agentic AI Automation with n8n.docx
@@ -218,7 +218,7 @@
           <w:color w:val="1F6FEB"/>
           <w:sz w:val="24"/>
         </w:rPr>
-        <w:t>Version 1.0</w:t>
+        <w:t>Version 2.0</w:t>
       </w:r>
     </w:p>
     <w:p>
@@ -362,6 +362,64 @@
                 <w:sz w:val="19"/>
               </w:rPr>
               <w:t>First version — 3-day lesson plan aligned to the agentic n8n course flow</w:t>
+            </w:r>
+          </w:p>
+        </w:tc>
+        <w:tc>
+          <w:tcPr>
+            <w:tcW w:type="dxa" w:w="2160"/>
+          </w:tcPr>
+          <w:p>
+            <w:r/>
+            <w:r>
+              <w:rPr>
+                <w:sz w:val="19"/>
+              </w:rPr>
+              <w:t>Tertiary Infotech Academy Pte Ltd</w:t>
+            </w:r>
+          </w:p>
+        </w:tc>
+      </w:tr>
+      <w:tr>
+        <w:tc>
+          <w:tcPr>
+            <w:tcW w:type="dxa" w:w="2160"/>
+          </w:tcPr>
+          <w:p>
+            <w:r/>
+            <w:r>
+              <w:rPr>
+                <w:sz w:val="19"/>
+              </w:rPr>
+              <w:t>2.0</w:t>
+            </w:r>
+          </w:p>
+        </w:tc>
+        <w:tc>
+          <w:tcPr>
+            <w:tcW w:type="dxa" w:w="2160"/>
+          </w:tcPr>
+          <w:p>
+            <w:r/>
+            <w:r>
+              <w:rPr>
+                <w:sz w:val="19"/>
+              </w:rPr>
+              <w:t>26 June 2026</w:t>
+            </w:r>
+          </w:p>
+        </w:tc>
+        <w:tc>
+          <w:tcPr>
+            <w:tcW w:type="dxa" w:w="2160"/>
+          </w:tcPr>
+          <w:p>
+            <w:r/>
+            <w:r>
+              <w:rPr>
+                <w:sz w:val="19"/>
+              </w:rPr>
+              <w:t>Renumbered Day 2 activities: Investment Advisor → Activity 5, Finance Advisor → Activity 6, RAG → Activity 7; updated Activity 8 to the integrated HR Service Portal (Leave Approval, Dashboard Data, AI Chatbot with Guardrails)</w:t>
             </w:r>
           </w:p>
         </w:tc>
@@ -760,7 +818,7 @@
     </w:p>
     <w:p>
       <w:r>
-        <w:t>This 3-day hands-on course teaches participants to design, build and secure agentic AI automations with n8n. Learners set up n8n (trial and local Docker), automate forms and email, store data in Data Tables and external spreadsheets, build Telegram-triggered AI agents, add Retrieval-Augmented Generation (RAG), integrate webhooks and external APIs, and apply human-in-the-loop guardrails — culminating in a mini capstone project that is presented and assessed.</w:t>
+        <w:t>This 3-day hands-on course teaches participants to design, build and secure agentic AI automations with n8n. Learners set up n8n (trial and local Docker), automate forms and email, store data in Data Tables and external spreadsheets, build Telegram-triggered AI agents, integrate webhooks and external APIs, add Retrieval-Augmented Generation (RAG), and apply human-in-the-loop guardrails — culminating in a mini capstone project that is presented and assessed.</w:t>
       </w:r>
     </w:p>
     <w:p>
@@ -819,7 +877,7 @@
         <w:spacing w:after="40"/>
       </w:pPr>
       <w:r>
-        <w:t>Implement Retrieval-Augmented Generation (RAG) and route an agent between multiple data sources.</w:t>
+        <w:t>Expose workflows via webhooks and build website chatbots that respond to live browser requests.</w:t>
       </w:r>
     </w:p>
     <w:p>
@@ -828,7 +886,16 @@
         <w:spacing w:after="40"/>
       </w:pPr>
       <w:r>
-        <w:t>Expose workflows via webhooks and integrate external services through APIs and HTTP requests.</w:t>
+        <w:t>Integrate external services through APIs and HTTP requests, including real-time market and news data.</w:t>
+      </w:r>
+    </w:p>
+    <w:p>
+      <w:pPr>
+        <w:pStyle w:val="ListBullet"/>
+        <w:spacing w:after="40"/>
+      </w:pPr>
+      <w:r>
+        <w:t>Implement Retrieval-Augmented Generation (RAG) and route an agent between multiple data sources.</w:t>
       </w:r>
     </w:p>
     <w:p>
@@ -868,7 +935,7 @@
           <w:color w:val="555B66"/>
           <w:sz w:val="20"/>
         </w:rPr>
-        <w:t>Workflow Automation with n8n  ·  AI Agents &amp; RAG</w:t>
+        <w:t>Workflow Automation with n8n  ·  AI Agents</w:t>
       </w:r>
     </w:p>
     <w:p>
@@ -1905,7 +1972,7 @@
                 <w:color w:val="1F6FEB"/>
                 <w:sz w:val="19"/>
               </w:rPr>
-              <w:t>Topic 2: AI Agents and RAG</w:t>
+              <w:t>Topic 2: AI Agents</w:t>
             </w:r>
           </w:p>
         </w:tc>
@@ -2174,7 +2241,7 @@
           <w:color w:val="555B66"/>
           <w:sz w:val="20"/>
         </w:rPr>
-        <w:t>RAG  ·  Webhooks  ·  APIs &amp; HTTP Requests</w:t>
+        <w:t>Webhooks  ·  APIs &amp; HTTP Requests  ·  RAG</w:t>
       </w:r>
     </w:p>
     <w:p>
@@ -2340,7 +2407,7 @@
                 <w:i w:val="0"/>
                 <w:sz w:val="19"/>
               </w:rPr>
-              <w:t>9:45 – 1:00</w:t>
+              <w:t>9:45 – 12:10</w:t>
             </w:r>
           </w:p>
         </w:tc>
@@ -2358,7 +2425,7 @@
                 <w:color w:val="1F6FEB"/>
                 <w:sz w:val="19"/>
               </w:rPr>
-              <w:t>Topic 2 (cont.): Retrieval-Augmented Generation (RAG)</w:t>
+              <w:t>Topic 3: Webhooks</w:t>
             </w:r>
           </w:p>
         </w:tc>
@@ -2399,7 +2466,7 @@
                 <w:i w:val="0"/>
                 <w:sz w:val="19"/>
               </w:rPr>
-              <w:t>9:45 – 10:30</w:t>
+              <w:t>9:45 – 10:15</w:t>
             </w:r>
           </w:p>
         </w:tc>
@@ -2415,63 +2482,7 @@
                 <w:i w:val="0"/>
                 <w:sz w:val="19"/>
               </w:rPr>
-              <w:t>Overview of RAG — Tokenization, Embeddings, Vector Stores</w:t>
-            </w:r>
-          </w:p>
-        </w:tc>
-        <w:tc>
-          <w:tcPr>
-            <w:tcW w:type="dxa" w:w="1224"/>
-          </w:tcPr>
-          <w:p>
-            <w:pPr>
-              <w:jc w:val="center"/>
-            </w:pPr>
-            <w:r/>
-            <w:r>
-              <w:rPr>
-                <w:b w:val="0"/>
-                <w:i w:val="0"/>
-                <w:sz w:val="19"/>
-              </w:rPr>
-              <w:t>45 min</w:t>
-            </w:r>
-          </w:p>
-        </w:tc>
-      </w:tr>
-      <w:tr>
-        <w:tc>
-          <w:tcPr>
-            <w:tcW w:type="dxa" w:w="1728"/>
-          </w:tcPr>
-          <w:p>
-            <w:pPr>
-              <w:jc w:val="center"/>
-            </w:pPr>
-            <w:r/>
-            <w:r>
-              <w:rPr>
-                <w:b w:val="0"/>
-                <w:i w:val="0"/>
-                <w:sz w:val="19"/>
-              </w:rPr>
-              <w:t>10:30 – 11:00</w:t>
-            </w:r>
-          </w:p>
-        </w:tc>
-        <w:tc>
-          <w:tcPr>
-            <w:tcW w:type="dxa" w:w="6408"/>
-          </w:tcPr>
-          <w:p>
-            <w:r/>
-            <w:r>
-              <w:rPr>
-                <w:b w:val="0"/>
-                <w:i w:val="0"/>
-                <w:sz w:val="19"/>
-              </w:rPr>
-              <w:t>Generate mock documents with Claude Code (e.g. employee-benefits FAQ, product info)</w:t>
+              <w:t>Overview of Webhooks — use cases and external triggers</w:t>
             </w:r>
           </w:p>
         </w:tc>
@@ -2499,6 +2510,62 @@
         <w:tc>
           <w:tcPr>
             <w:tcW w:type="dxa" w:w="1728"/>
+          </w:tcPr>
+          <w:p>
+            <w:pPr>
+              <w:jc w:val="center"/>
+            </w:pPr>
+            <w:r/>
+            <w:r>
+              <w:rPr>
+                <w:b w:val="0"/>
+                <w:i w:val="0"/>
+                <w:sz w:val="19"/>
+              </w:rPr>
+              <w:t>10:15 – 11:35</w:t>
+            </w:r>
+          </w:p>
+        </w:tc>
+        <w:tc>
+          <w:tcPr>
+            <w:tcW w:type="dxa" w:w="6408"/>
+          </w:tcPr>
+          <w:p>
+            <w:r/>
+            <w:r>
+              <w:rPr>
+                <w:b w:val="0"/>
+                <w:i w:val="0"/>
+                <w:sz w:val="19"/>
+              </w:rPr>
+              <w:t>Activity 5: Website chatbot via webhook — follow the n8n Investment Advisor reference site (CORS, Webhook trigger, Respond to Webhook, AI Agent)</w:t>
+            </w:r>
+          </w:p>
+        </w:tc>
+        <w:tc>
+          <w:tcPr>
+            <w:tcW w:type="dxa" w:w="1224"/>
+          </w:tcPr>
+          <w:p>
+            <w:pPr>
+              <w:jc w:val="center"/>
+            </w:pPr>
+            <w:r/>
+            <w:r>
+              <w:rPr>
+                <w:b w:val="0"/>
+                <w:i w:val="0"/>
+                <w:sz w:val="19"/>
+              </w:rPr>
+              <w:t>80 min</w:t>
+            </w:r>
+          </w:p>
+        </w:tc>
+      </w:tr>
+      <w:tr>
+        <w:tc>
+          <w:tcPr>
+            <w:tcW w:type="dxa" w:w="1728"/>
             <w:shd w:val="clear" w:color="auto" w:fill="FFF4E5"/>
           </w:tcPr>
           <w:p>
@@ -2512,7 +2579,7 @@
                 <w:i w:val="0"/>
                 <w:sz w:val="19"/>
               </w:rPr>
-              <w:t>11:00 – 11:15</w:t>
+              <w:t>11:35 – 11:50</w:t>
             </w:r>
           </w:p>
         </w:tc>
@@ -2571,7 +2638,7 @@
                 <w:i w:val="0"/>
                 <w:sz w:val="19"/>
               </w:rPr>
-              <w:t>11:15 – 12:30</w:t>
+              <w:t>11:50 – 12:10</w:t>
             </w:r>
           </w:p>
         </w:tc>
@@ -2587,7 +2654,7 @@
                 <w:i w:val="0"/>
                 <w:sz w:val="19"/>
               </w:rPr>
-              <w:t>Activity 5: Add RAG to the Telegram chatbot — route between two data sources (RAG vector store + the earlier Data Table) via the system instruction.  Extension — Activity 5b: RAG with Pinecone (a persistent cloud vector database)</w:t>
+              <w:t>Selected learners present their live website and chatbot</w:t>
             </w:r>
           </w:p>
         </w:tc>
@@ -2606,7 +2673,67 @@
                 <w:i w:val="0"/>
                 <w:sz w:val="19"/>
               </w:rPr>
-              <w:t>75 min</w:t>
+              <w:t>20 min</w:t>
+            </w:r>
+          </w:p>
+        </w:tc>
+      </w:tr>
+      <w:tr>
+        <w:tc>
+          <w:tcPr>
+            <w:tcW w:type="dxa" w:w="1728"/>
+            <w:shd w:val="clear" w:color="auto" w:fill="E8F0FE"/>
+          </w:tcPr>
+          <w:p>
+            <w:pPr>
+              <w:jc w:val="center"/>
+            </w:pPr>
+            <w:r/>
+            <w:r>
+              <w:rPr>
+                <w:b/>
+                <w:i w:val="0"/>
+                <w:sz w:val="19"/>
+              </w:rPr>
+              <w:t>12:10 – 1:00</w:t>
+            </w:r>
+          </w:p>
+        </w:tc>
+        <w:tc>
+          <w:tcPr>
+            <w:tcW w:type="dxa" w:w="6408"/>
+            <w:shd w:val="clear" w:color="auto" w:fill="E8F0FE"/>
+          </w:tcPr>
+          <w:p>
+            <w:r/>
+            <w:r>
+              <w:rPr>
+                <w:b/>
+                <w:i w:val="0"/>
+                <w:color w:val="1F6FEB"/>
+                <w:sz w:val="19"/>
+              </w:rPr>
+              <w:t>Topic 4: APIs and HTTP Requests</w:t>
+            </w:r>
+          </w:p>
+        </w:tc>
+        <w:tc>
+          <w:tcPr>
+            <w:tcW w:type="dxa" w:w="1224"/>
+            <w:shd w:val="clear" w:color="auto" w:fill="E8F0FE"/>
+          </w:tcPr>
+          <w:p>
+            <w:pPr>
+              <w:jc w:val="center"/>
+            </w:pPr>
+            <w:r/>
+            <w:r>
+              <w:rPr>
+                <w:b w:val="0"/>
+                <w:i w:val="0"/>
+                <w:sz w:val="19"/>
+              </w:rPr>
+              <w:t>—</w:t>
             </w:r>
           </w:p>
         </w:tc>
@@ -2627,7 +2754,7 @@
                 <w:i w:val="0"/>
                 <w:sz w:val="19"/>
               </w:rPr>
-              <w:t>12:30 – 1:00</w:t>
+              <w:t>12:10 – 12:40</w:t>
             </w:r>
           </w:p>
         </w:tc>
@@ -2643,7 +2770,7 @@
                 <w:i w:val="0"/>
                 <w:sz w:val="19"/>
               </w:rPr>
-              <w:t>Selected learners present their chatbots</w:t>
+              <w:t>Overview of APIs and HTTP Requests — methods, headers, query parameters, credentials</w:t>
             </w:r>
           </w:p>
         </w:tc>
@@ -2663,6 +2790,62 @@
                 <w:sz w:val="19"/>
               </w:rPr>
               <w:t>30 min</w:t>
+            </w:r>
+          </w:p>
+        </w:tc>
+      </w:tr>
+      <w:tr>
+        <w:tc>
+          <w:tcPr>
+            <w:tcW w:type="dxa" w:w="1728"/>
+          </w:tcPr>
+          <w:p>
+            <w:pPr>
+              <w:jc w:val="center"/>
+            </w:pPr>
+            <w:r/>
+            <w:r>
+              <w:rPr>
+                <w:b w:val="0"/>
+                <w:i w:val="0"/>
+                <w:sz w:val="19"/>
+              </w:rPr>
+              <w:t>12:40 – 1:00</w:t>
+            </w:r>
+          </w:p>
+        </w:tc>
+        <w:tc>
+          <w:tcPr>
+            <w:tcW w:type="dxa" w:w="6408"/>
+          </w:tcPr>
+          <w:p>
+            <w:r/>
+            <w:r>
+              <w:rPr>
+                <w:b w:val="0"/>
+                <w:i w:val="0"/>
+                <w:sz w:val="19"/>
+              </w:rPr>
+              <w:t>Activity 6 setup: sign up for Twelve Data and NewsAPI; copy API keys; import the workflow</w:t>
+            </w:r>
+          </w:p>
+        </w:tc>
+        <w:tc>
+          <w:tcPr>
+            <w:tcW w:type="dxa" w:w="1224"/>
+          </w:tcPr>
+          <w:p>
+            <w:pPr>
+              <w:jc w:val="center"/>
+            </w:pPr>
+            <w:r/>
+            <w:r>
+              <w:rPr>
+                <w:b w:val="0"/>
+                <w:i w:val="0"/>
+                <w:sz w:val="19"/>
+              </w:rPr>
+              <w:t>20 min</w:t>
             </w:r>
           </w:p>
         </w:tc>
@@ -2931,7 +3114,7 @@
                 <w:color w:val="1F6FEB"/>
                 <w:sz w:val="19"/>
               </w:rPr>
-              <w:t>Topic 3: Webhooks</w:t>
+              <w:t>Topic 4 (cont.): APIs and HTTP Requests</w:t>
             </w:r>
           </w:p>
         </w:tc>
@@ -2972,7 +3155,7 @@
                 <w:i w:val="0"/>
                 <w:sz w:val="19"/>
               </w:rPr>
-              <w:t>2:00 – 2:30</w:t>
+              <w:t>2:00 – 3:20</w:t>
             </w:r>
           </w:p>
         </w:tc>
@@ -2988,7 +3171,7 @@
                 <w:i w:val="0"/>
                 <w:sz w:val="19"/>
               </w:rPr>
-              <w:t>Overview of Webhooks — use cases and external triggers</w:t>
+              <w:t>Activity 6 (cont.): Configure Twelve Data and NewsAPI keys; build the Finance API → Telegram day-trading agent (candles1min / candles15min / candles1hr + news, AI Agent, Telegram reply)</w:t>
             </w:r>
           </w:p>
         </w:tc>
@@ -3007,7 +3190,7 @@
                 <w:i w:val="0"/>
                 <w:sz w:val="19"/>
               </w:rPr>
-              <w:t>30 min</w:t>
+              <w:t>80 min</w:t>
             </w:r>
           </w:p>
         </w:tc>
@@ -3028,7 +3211,7 @@
                 <w:i w:val="0"/>
                 <w:sz w:val="19"/>
               </w:rPr>
-              <w:t>2:30 – 3:40</w:t>
+              <w:t>3:20 – 4:00</w:t>
             </w:r>
           </w:p>
         </w:tc>
@@ -3044,7 +3227,7 @@
                 <w:i w:val="0"/>
                 <w:sz w:val="19"/>
               </w:rPr>
-              <w:t>Activity 6: Website chatbot via webhook — follow the n8n Investment Advisor reference site</w:t>
+              <w:t>Overview of Retrieval-Augmented Generation (RAG) — Tokenization, Embeddings, Vector Stores</w:t>
             </w:r>
           </w:p>
         </w:tc>
@@ -3063,63 +3246,7 @@
                 <w:i w:val="0"/>
                 <w:sz w:val="19"/>
               </w:rPr>
-              <w:t>70 min</w:t>
-            </w:r>
-          </w:p>
-        </w:tc>
-      </w:tr>
-      <w:tr>
-        <w:tc>
-          <w:tcPr>
-            <w:tcW w:type="dxa" w:w="1728"/>
-          </w:tcPr>
-          <w:p>
-            <w:pPr>
-              <w:jc w:val="center"/>
-            </w:pPr>
-            <w:r/>
-            <w:r>
-              <w:rPr>
-                <w:b w:val="0"/>
-                <w:i w:val="0"/>
-                <w:sz w:val="19"/>
-              </w:rPr>
-              <w:t>3:40 – 4:00</w:t>
-            </w:r>
-          </w:p>
-        </w:tc>
-        <w:tc>
-          <w:tcPr>
-            <w:tcW w:type="dxa" w:w="6408"/>
-          </w:tcPr>
-          <w:p>
-            <w:r/>
-            <w:r>
-              <w:rPr>
-                <w:b w:val="0"/>
-                <w:i w:val="0"/>
-                <w:sz w:val="19"/>
-              </w:rPr>
-              <w:t>Selected learners present their website and chatbot</w:t>
-            </w:r>
-          </w:p>
-        </w:tc>
-        <w:tc>
-          <w:tcPr>
-            <w:tcW w:type="dxa" w:w="1224"/>
-          </w:tcPr>
-          <w:p>
-            <w:pPr>
-              <w:jc w:val="center"/>
-            </w:pPr>
-            <w:r/>
-            <w:r>
-              <w:rPr>
-                <w:b w:val="0"/>
-                <w:i w:val="0"/>
-                <w:sz w:val="19"/>
-              </w:rPr>
-              <w:t>20 min</w:t>
+              <w:t>40 min</w:t>
             </w:r>
           </w:p>
         </w:tc>
@@ -3219,7 +3346,7 @@
                 <w:color w:val="1F6FEB"/>
                 <w:sz w:val="19"/>
               </w:rPr>
-              <w:t>Topic 4: API and HTTP Request</w:t>
+              <w:t>Topic 5: Retrieval-Augmented Generation (RAG)</w:t>
             </w:r>
           </w:p>
         </w:tc>
@@ -3276,7 +3403,7 @@
                 <w:i w:val="0"/>
                 <w:sz w:val="19"/>
               </w:rPr>
-              <w:t>Overview of APIs and HTTP Requests</w:t>
+              <w:t>Generate mock documents with Claude Code (e.g. employee-benefits FAQ, IT support FAQ, product info)</w:t>
             </w:r>
           </w:p>
         </w:tc>
@@ -3332,7 +3459,7 @@
                 <w:i w:val="0"/>
                 <w:sz w:val="19"/>
               </w:rPr>
-              <w:t>Activity 7: Pull data from a Finance API (Twelve Data) and news (NewsAPI) to reply on Telegram — learners obtain their own API keys</w:t>
+              <w:t>Activity 7: Add RAG to the Telegram agent — route between RAG vector store and Data Table via the system instruction.  Extension — Activity 7b: RAG with Pinecone (persistent cloud vector database)</w:t>
             </w:r>
           </w:p>
         </w:tc>
@@ -3616,7 +3743,7 @@
                 <w:color w:val="1F6FEB"/>
                 <w:sz w:val="19"/>
               </w:rPr>
-              <w:t>Topic 5: Security and Guardrails</w:t>
+              <w:t>Topic 6: Security and Guardrails — HR Service Portal</w:t>
             </w:r>
           </w:p>
         </w:tc>
@@ -3673,7 +3800,7 @@
                 <w:i w:val="0"/>
                 <w:sz w:val="19"/>
               </w:rPr>
-              <w:t>Overview of Human-in-the-Loop</w:t>
+              <w:t>Overview of Human-in-the-Loop and the HR Service Portal — three coordinated n8n workflows behind one web page (Leave Application, Dashboard, AI Chatbot)</w:t>
             </w:r>
           </w:p>
         </w:tc>
@@ -3729,7 +3856,7 @@
                 <w:i w:val="0"/>
                 <w:sz w:val="19"/>
               </w:rPr>
-              <w:t>Activity 8a: Build an approval flow with human-in-the-loop — leave application approval</w:t>
+              <w:t>Activity 8a: Leave Application with Human-in-the-Loop — webhook receives leave request, emails manager an Approve/Reject button (Send and Wait for Response), emails employee the outcome</w:t>
             </w:r>
           </w:p>
         </w:tc>
@@ -3845,7 +3972,7 @@
                 <w:i w:val="0"/>
                 <w:sz w:val="19"/>
               </w:rPr>
-              <w:t>Selected learners present their approval flow</w:t>
+              <w:t>Selected learners present their Activity 8a approval flow</w:t>
             </w:r>
           </w:p>
         </w:tc>
@@ -3901,7 +4028,7 @@
                 <w:i w:val="0"/>
                 <w:sz w:val="19"/>
               </w:rPr>
-              <w:t>Overview of Guardrails</w:t>
+              <w:t>Overview of Guardrails — pre/post patterns, blocked responses, canned-reply fallbacks</w:t>
             </w:r>
           </w:p>
         </w:tc>
@@ -3957,7 +4084,7 @@
                 <w:i w:val="0"/>
                 <w:sz w:val="19"/>
               </w:rPr>
-              <w:t>Activity 8b: Add pre- and post-guardrails in front of the AI agent</w:t>
+              <w:t>Activity 8b &amp; 8c: Build the HR Dashboard Data webhook (leave-balance stats) and the AI Chatbot with Input &amp; Output Guardrails; wire all three endpoints in the HR Service Portal</w:t>
             </w:r>
           </w:p>
         </w:tc>
@@ -4245,7 +4372,7 @@
                 <w:color w:val="1F6FEB"/>
                 <w:sz w:val="19"/>
               </w:rPr>
-              <w:t>Topic 6: Mini Capstone Project</w:t>
+              <w:t>Topic 7: Mini Capstone Project</w:t>
             </w:r>
           </w:p>
         </w:tc>
@@ -4627,7 +4754,7 @@
                 <w:color w:val="111827"/>
                 <w:sz w:val="19"/>
               </w:rPr>
-              <w:t>Webhook reference — n8n Investment Advisor</w:t>
+              <w:t>Webhook reference — Activity 5: Investment Advisor</w:t>
             </w:r>
           </w:p>
         </w:tc>
@@ -4664,7 +4791,44 @@
                 <w:color w:val="111827"/>
                 <w:sz w:val="19"/>
               </w:rPr>
-              <w:t>Finance API — Twelve Data</w:t>
+              <w:t>Finance API reference — Activity 6: Finance Advisor</w:t>
+            </w:r>
+          </w:p>
+        </w:tc>
+        <w:tc>
+          <w:tcPr>
+            <w:tcW w:type="dxa" w:w="5904"/>
+          </w:tcPr>
+          <w:p>
+            <w:r/>
+            <w:r>
+              <w:rPr>
+                <w:b w:val="0"/>
+                <w:i w:val="0"/>
+                <w:color w:val="1F6FEB"/>
+                <w:sz w:val="19"/>
+              </w:rPr>
+              <w:t>https://alfredang.github.io/n8n-financeadvisor/</w:t>
+            </w:r>
+          </w:p>
+        </w:tc>
+      </w:tr>
+      <w:tr>
+        <w:tc>
+          <w:tcPr>
+            <w:tcW w:type="dxa" w:w="3456"/>
+            <w:shd w:val="clear" w:color="auto" w:fill="F1F5FB"/>
+          </w:tcPr>
+          <w:p>
+            <w:r/>
+            <w:r>
+              <w:rPr>
+                <w:b/>
+                <w:i w:val="0"/>
+                <w:color w:val="111827"/>
+                <w:sz w:val="19"/>
+              </w:rPr>
+              <w:t>Finance Data API — Twelve Data</w:t>
             </w:r>
           </w:p>
         </w:tc>
@@ -4809,7 +4973,7 @@
     </w:p>
     <w:p>
       <w:r>
-        <w:t>Participants are assessed through their hands-on activities across the three days and a mini capstone project on Day 3. The capstone is presented to the class and evaluated against the course learning outcomes — workflow design, AI agent and RAG integration, webhook and API use, and the application of security guardrails.</w:t>
+        <w:t>Participants are assessed through their hands-on activities across the three days and a mini capstone project on Day 3. The capstone is presented to the class and evaluated against the course learning outcomes — workflow design, AI agent integration, webhook and API use, Retrieval-Augmented Generation, and the application of security guardrails.</w:t>
       </w:r>
     </w:p>
     <w:sectPr>
